--- a/TI/documentacao-pinguim-final.docx
+++ b/TI/documentacao-pinguim-final.docx
@@ -614,6 +614,14 @@
     </w:p>
     <w:sdt>
       <w:sdtPr>
+        <w:rPr>
+          <w:rFonts w:ascii="Arial" w:eastAsiaTheme="minorHAnsi" w:hAnsi="Arial" w:cstheme="minorBidi"/>
+          <w:caps w:val="0"/>
+          <w:color w:val="auto"/>
+          <w:sz w:val="24"/>
+          <w:szCs w:val="24"/>
+          <w:lang w:eastAsia="en-US"/>
+        </w:rPr>
         <w:id w:val="901249169"/>
         <w:docPartObj>
           <w:docPartGallery w:val="Table of Contents"/>
@@ -622,14 +630,8 @@
       </w:sdtPr>
       <w:sdtEndPr>
         <w:rPr>
-          <w:rFonts w:ascii="Arial" w:eastAsiaTheme="minorHAnsi" w:hAnsi="Arial" w:cstheme="minorBidi"/>
           <w:b/>
           <w:bCs/>
-          <w:caps w:val="0"/>
-          <w:color w:val="auto"/>
-          <w:sz w:val="24"/>
-          <w:szCs w:val="24"/>
-          <w:lang w:eastAsia="en-US"/>
         </w:rPr>
       </w:sdtEndPr>
       <w:sdtContent>
@@ -2524,15 +2526,7 @@
     </w:p>
     <w:p>
       <w:r>
-        <w:t xml:space="preserve">O club </w:t>
-      </w:r>
-      <w:proofErr w:type="spellStart"/>
-      <w:r>
-        <w:t>penguim</w:t>
-      </w:r>
-      <w:proofErr w:type="spellEnd"/>
-      <w:r>
-        <w:t xml:space="preserve"> nasceu de uma ideia em 1999 aonde o canadense </w:t>
+        <w:t xml:space="preserve">O club penguim nasceu de uma ideia em 1999 aonde o canadense </w:t>
       </w:r>
       <w:r>
         <w:t xml:space="preserve">Lance </w:t>
@@ -2647,10 +2641,7 @@
       </w:r>
       <w:proofErr w:type="spellEnd"/>
       <w:r>
-        <w:t>. Aonde nessa versão tinha modelos bem básicos de modelagem que eram pinguins</w:t>
-      </w:r>
-      <w:r>
-        <w:t>.</w:t>
+        <w:t>. Aonde nessa versão tinha modelos bem básicos de modelagem que eram pinguins.</w:t>
       </w:r>
     </w:p>
     <w:p>
@@ -2714,10 +2705,7 @@
     </w:p>
     <w:p>
       <w:r>
-        <w:t>Também</w:t>
-      </w:r>
-      <w:r>
-        <w:t xml:space="preserve"> tínhamos uma caixa de diálogo no canto inferior da tela assim como na primeira versão, para criar um senso de comunidade desde cedo no jogo e introduzir o jogador ao mundo gelado. O Lance criou um verbo próprio para ele que </w:t>
+        <w:t xml:space="preserve">Também tínhamos uma caixa de diálogo no canto inferior da tela assim como na primeira versão, para criar um senso de comunidade desde cedo no jogo e introduzir o jogador ao mundo gelado. O Lance criou um verbo próprio para ele que </w:t>
       </w:r>
       <w:r>
         <w:lastRenderedPageBreak/>
@@ -2811,10 +2799,7 @@
       </w:r>
       <w:proofErr w:type="spellStart"/>
       <w:r>
-        <w:t>P</w:t>
-      </w:r>
-      <w:r>
-        <w:t>enguin</w:t>
+        <w:t>Penguin</w:t>
       </w:r>
       <w:proofErr w:type="spellEnd"/>
       <w:r>
@@ -2987,10 +2972,7 @@
       </w:r>
       <w:proofErr w:type="spellEnd"/>
       <w:r>
-        <w:t xml:space="preserve"> ficou tão grande que atingiu seu pico de jogadores simultâneos em 2012 com 8 milhões de jogadores, criaram uma linha de comercio de brinquedos do jogo onde tinham bonecos, cartas, pelúcias, livros e revistas que vinham com códigos que poderiam ser resgatados dentro do jogo e o jogador conseguiria ganhar itens ou até moedas</w:t>
-      </w:r>
-      <w:r>
-        <w:t>.</w:t>
+        <w:t xml:space="preserve"> ficou tão grande que atingiu seu pico de jogadores simultâneos em 2012 com 8 milhões de jogadores, criaram uma linha de comercio de brinquedos do jogo onde tinham bonecos, cartas, pelúcias, livros e revistas que vinham com códigos que poderiam ser resgatados dentro do jogo e o jogador conseguiria ganhar itens ou até moedas.</w:t>
       </w:r>
     </w:p>
     <w:p>
@@ -3406,15 +3388,7 @@
     </w:p>
     <w:p>
       <w:r>
-        <w:t xml:space="preserve">Com isso eu descobri o club </w:t>
-      </w:r>
-      <w:proofErr w:type="spellStart"/>
-      <w:r>
-        <w:t>penguim</w:t>
-      </w:r>
-      <w:proofErr w:type="spellEnd"/>
-      <w:r>
-        <w:t xml:space="preserve"> navegando pela internet e quando comecei a jogar logo me apaixonei pela história e jogabilidade dele. Eu entrava nos lobbys e ficava conversando com os outros jogadores, fazendo novas amizades e desenvolvendo minha timidez de conversar com pessoas novas. </w:t>
+        <w:t xml:space="preserve">Com isso eu descobri o club penguim navegando pela internet e quando comecei a jogar logo me apaixonei pela história e jogabilidade dele. Eu entrava nos lobbys e ficava conversando com os outros jogadores, fazendo novas amizades e desenvolvendo minha timidez de conversar com pessoas novas. </w:t>
       </w:r>
     </w:p>
     <w:p>
@@ -3444,13 +3418,7 @@
     </w:p>
     <w:p>
       <w:r>
-        <w:t xml:space="preserve">E com isso todo ano tinha esse evento </w:t>
-      </w:r>
-      <w:r>
-        <w:t>onde</w:t>
-      </w:r>
-      <w:r>
-        <w:t xml:space="preserve"> jogadores doavam suas moedas virtuais do jogo em pontos de coleta espalhados pela ilha e a Disney convertia essas moedas para </w:t>
+        <w:t xml:space="preserve">E com isso todo ano tinha esse evento onde jogadores doavam suas moedas virtuais do jogo em pontos de coleta espalhados pela ilha e a Disney convertia essas moedas para </w:t>
       </w:r>
       <w:r>
         <w:t>diversas causas, que variavam a cada ano, mas sempre envolviam instituições de caridade nas áreas ambiental, médica e habitacional. Ao doar moedas, os jogadores podiam escolher a causa para a qual queriam doar e a quantidade de moedas que desejavam doar, dentre alguns valores predefinidos (como 100 ou 1000).</w:t>
@@ -3674,10 +3642,7 @@
       </w:r>
       <w:proofErr w:type="spellStart"/>
       <w:r>
-        <w:t>P</w:t>
-      </w:r>
-      <w:r>
-        <w:t>enguin</w:t>
+        <w:t>Penguin</w:t>
       </w:r>
       <w:proofErr w:type="spellEnd"/>
       <w:r>
@@ -3808,10 +3773,7 @@
     </w:p>
     <w:p>
       <w:r>
-        <w:t xml:space="preserve"> Facilitar o compartilhamento de informações, histórias e curiosidades sobre o jogo de modo seguro e adequado, preservando a memória do jogo para novos e antigos jogadores. Estimular trocas de experiencias por meio de um chat comunitário e das funcionalidades da dashboard. Contribuir para o aprendizado prático em desenvolvimento web, banco de dados e integração de sistemas</w:t>
-      </w:r>
-      <w:r>
-        <w:t>.</w:t>
+        <w:t xml:space="preserve"> Facilitar o compartilhamento de informações, histórias e curiosidades sobre o jogo de modo seguro e adequado, preservando a memória do jogo para novos e antigos jogadores. Estimular trocas de experiencias por meio de um chat comunitário e das funcionalidades da dashboard. Contribuir para o aprendizado prático em desenvolvimento web, banco de dados e integração de sistemas.</w:t>
       </w:r>
     </w:p>
     <w:p>
@@ -4025,47 +3987,33 @@
         <w:t>Quizes –</w:t>
       </w:r>
       <w:r>
-        <w:t xml:space="preserve"> Nessa página os usuários conseguem realizar quizes realizados por mim onde inclui 6 quizes principais: lugar favorito na ilha, </w:t>
+        <w:t xml:space="preserve"> Nessa página os usuários conseguem realizar quizes realizados por mim onde inclui </w:t>
+      </w:r>
+      <w:r>
+        <w:t>5</w:t>
+      </w:r>
+      <w:r>
+        <w:t xml:space="preserve"> quizes principais:</w:t>
+      </w:r>
+      <w:r>
+        <w:t xml:space="preserve"> Quizes de pontuação sobre a ilha, sobre a EPF e sobre os personagens principais da história, teremos também dois quizes de personalidade para saber qual personalidade você será na ilha e Qual </w:t>
       </w:r>
       <w:proofErr w:type="spellStart"/>
       <w:r>
-        <w:t>minigame</w:t>
+        <w:t>puffle</w:t>
       </w:r>
       <w:proofErr w:type="spellEnd"/>
       <w:r>
-        <w:t xml:space="preserve"> favorito, </w:t>
-      </w:r>
-      <w:proofErr w:type="spellStart"/>
-      <w:r>
-        <w:t>puffle</w:t>
-      </w:r>
-      <w:proofErr w:type="spellEnd"/>
-      <w:r>
-        <w:t xml:space="preserve"> favorito, missão da </w:t>
-      </w:r>
-      <w:proofErr w:type="spellStart"/>
-      <w:r>
-        <w:t>epf</w:t>
-      </w:r>
-      <w:proofErr w:type="spellEnd"/>
-      <w:r>
-        <w:t xml:space="preserve"> favorita, qual personalidade do club </w:t>
-      </w:r>
-      <w:proofErr w:type="spellStart"/>
-      <w:r>
-        <w:t>penguim</w:t>
-      </w:r>
-      <w:proofErr w:type="spellEnd"/>
-      <w:r>
-        <w:t xml:space="preserve"> você mais se parece e qual </w:t>
-      </w:r>
-      <w:proofErr w:type="spellStart"/>
-      <w:r>
-        <w:t>puffle</w:t>
-      </w:r>
-      <w:proofErr w:type="spellEnd"/>
-      <w:r>
-        <w:t xml:space="preserve"> mais combina com você. Com o usuário podendo realizar qualquer quiz mais de uma vez. Os resultados irão em tempo real para a dashboard.</w:t>
+        <w:t xml:space="preserve"> você seria</w:t>
+      </w:r>
+      <w:r>
+        <w:t xml:space="preserve"> </w:t>
+      </w:r>
+      <w:r>
+        <w:t>.</w:t>
+      </w:r>
+      <w:r>
+        <w:t>Os resultados irão em tempo real para a dashboard.</w:t>
       </w:r>
     </w:p>
     <w:p>
@@ -4150,21 +4098,7 @@
         <w:t xml:space="preserve">Jogabilidade funcional: </w:t>
       </w:r>
       <w:r>
-        <w:t xml:space="preserve">Dentro do site não será possível jogar o club </w:t>
-      </w:r>
-      <w:proofErr w:type="spellStart"/>
-      <w:r>
-        <w:t>penguim</w:t>
-      </w:r>
-      <w:proofErr w:type="spellEnd"/>
-      <w:r>
-        <w:t xml:space="preserve"> original nem qualquer distribuição pirata atual. Não terá uma jogabilidade funcional do jogo incluindo </w:t>
-      </w:r>
-      <w:r>
-        <w:t>mini games</w:t>
-      </w:r>
-      <w:r>
-        <w:t xml:space="preserve"> e missões.</w:t>
+        <w:t>Dentro do site não será possível jogar o club penguim original nem qualquer distribuição pirata atual. Não terá uma jogabilidade funcional do jogo incluindo mini games e missões.</w:t>
       </w:r>
     </w:p>
     <w:p>
@@ -4184,13 +4118,7 @@
       </w:r>
       <w:proofErr w:type="spellEnd"/>
       <w:r>
-        <w:t xml:space="preserve"> que o jogador preferir, </w:t>
-      </w:r>
-      <w:r>
-        <w:t>Email</w:t>
-      </w:r>
-      <w:r>
-        <w:t xml:space="preserve"> do usuário e senha para o site somente.</w:t>
+        <w:t xml:space="preserve"> que o jogador preferir, Email do usuário e senha para o site somente.</w:t>
       </w:r>
     </w:p>
     <w:p>
@@ -4226,13 +4154,7 @@
         <w:t xml:space="preserve">Mensagens na aba comunidade: </w:t>
       </w:r>
       <w:r>
-        <w:t xml:space="preserve">No chat da comunidade aceitará somente mensagens de texto simples sem suporte com </w:t>
-      </w:r>
-      <w:r>
-        <w:t>áudio</w:t>
-      </w:r>
-      <w:r>
-        <w:t>, foto e gif.</w:t>
+        <w:t>No chat da comunidade aceitará somente mensagens de texto simples sem suporte com áudio, foto e gif.</w:t>
       </w:r>
     </w:p>
     <w:p>
@@ -4289,13 +4211,7 @@
         <w:t xml:space="preserve">Painel administrativo: </w:t>
       </w:r>
       <w:r>
-        <w:t xml:space="preserve">Não terá nenhum painel para que o usuário consiga realizar seus próprios quizes e ou gerenciar </w:t>
-      </w:r>
-      <w:r>
-        <w:t>conteúdo</w:t>
-      </w:r>
-      <w:r>
-        <w:t xml:space="preserve"> dentro do site. Essas mudanças deverão ser feitas dentro do código.</w:t>
+        <w:t>Não terá nenhum painel para que o usuário consiga realizar seus próprios quizes e ou gerenciar conteúdo dentro do site. Essas mudanças deverão ser feitas dentro do código.</w:t>
       </w:r>
     </w:p>
     <w:p>
@@ -4699,15 +4615,7 @@
       </w:pPr>
       <w:r>
         <w:lastRenderedPageBreak/>
-        <w:t xml:space="preserve">O design do site será totalmente inspirado no universo de club </w:t>
-      </w:r>
-      <w:proofErr w:type="spellStart"/>
-      <w:r>
-        <w:t>penguim</w:t>
-      </w:r>
-      <w:proofErr w:type="spellEnd"/>
-      <w:r>
-        <w:t xml:space="preserve"> respeitando os direitos autorais sem fins lucrativos.</w:t>
+        <w:t>O design do site será totalmente inspirado no universo de club penguim respeitando os direitos autorais sem fins lucrativos.</w:t>
       </w:r>
     </w:p>
     <w:p>
@@ -4930,15 +4838,7 @@
         <w:t xml:space="preserve"> Serão aqueles que utilizarão os aplicativos em geral, sendo os principais por dar opiniões e comentários sobre o projeto, site e funcionamento de tal, normalmente sendo</w:t>
       </w:r>
       <w:r>
-        <w:t xml:space="preserve"> fãs do jogo club </w:t>
-      </w:r>
-      <w:proofErr w:type="spellStart"/>
-      <w:r>
-        <w:t>penguim</w:t>
-      </w:r>
-      <w:proofErr w:type="spellEnd"/>
-      <w:r>
-        <w:t xml:space="preserve"> </w:t>
+        <w:t xml:space="preserve"> fãs do jogo club penguim </w:t>
       </w:r>
       <w:r>
         <w:t xml:space="preserve">que buscam </w:t>
@@ -5243,14 +5143,9 @@
       <w:bookmarkStart w:id="17" w:name="_Toc214210393"/>
       <w:r>
         <w:lastRenderedPageBreak/>
-        <w:t xml:space="preserve">Backlog e </w:t>
-      </w:r>
-      <w:proofErr w:type="spellStart"/>
-      <w:r>
-        <w:t>Trello</w:t>
+        <w:t>Backlog e Trello</w:t>
       </w:r>
       <w:bookmarkEnd w:id="17"/>
-      <w:proofErr w:type="spellEnd"/>
     </w:p>
     <w:p>
       <w:pPr>
@@ -5421,13 +5316,7 @@
     </w:p>
     <w:p>
       <w:r>
-        <w:t xml:space="preserve">Por fim, serão </w:t>
-      </w:r>
-      <w:r>
-        <w:t>criados</w:t>
-      </w:r>
-      <w:r>
-        <w:t xml:space="preserve"> seções e mecanismos para fortalecer a comunidade, como uma página de suporte (FAQ), um sistema de denúncias e a moderação automática de chats, para evitar spam e linguagens inadequadas, garantindo um ambiente seguro e saudável para todos os usuários.</w:t>
+        <w:t>Por fim, serão criados seções e mecanismos para fortalecer a comunidade, como uma página de suporte (FAQ), um sistema de denúncias e a moderação automática de chats, para evitar spam e linguagens inadequadas, garantindo um ambiente seguro e saudável para todos os usuários.</w:t>
       </w:r>
     </w:p>
     <w:p>
@@ -10832,6 +10721,7 @@
   <w:style w:type="character" w:default="1" w:styleId="Fontepargpadro">
     <w:name w:val="Default Paragraph Font"/>
     <w:uiPriority w:val="1"/>
+    <w:semiHidden/>
     <w:unhideWhenUsed/>
   </w:style>
   <w:style w:type="table" w:default="1" w:styleId="Tabelanormal">
